--- a/public/MERN-React-Node-Shubham.docx
+++ b/public/MERN-React-Node-Shubham.docx
@@ -6,67 +6,12 @@
       <w:pPr>
         <w:pStyle w:val="BodyText"/>
         <w:ind w:hanging="0" w:left="0"/>
-        <w:rPr/>
-      </w:pPr>
-      <w:r>
-        <w:rPr/>
-      </w:r>
-    </w:p>
-    <w:p>
-      <w:pPr>
-        <w:pStyle w:val="BodyText"/>
-        <w:rPr>
-          <w:sz w:val="20"/>
-        </w:rPr>
-      </w:pPr>
-      <w:r>
-        <w:rPr>
-          <w:sz w:val="20"/>
-        </w:rPr>
-      </w:r>
-    </w:p>
-    <w:p>
-      <w:pPr>
-        <w:pStyle w:val="BodyText"/>
-        <w:rPr>
-          <w:sz w:val="20"/>
-        </w:rPr>
-      </w:pPr>
-      <w:r>
-        <w:rPr>
-          <w:sz w:val="20"/>
-        </w:rPr>
-      </w:r>
-    </w:p>
-    <w:p>
-      <w:pPr>
-        <w:pStyle w:val="BodyText"/>
-        <w:spacing w:before="2" w:after="0"/>
-        <w:rPr>
-          <w:sz w:val="19"/>
-        </w:rPr>
-      </w:pPr>
-      <w:r>
-        <w:rPr>
-          <w:sz w:val="19"/>
-        </w:rPr>
-      </w:r>
-    </w:p>
-    <w:p>
-      <w:pPr>
-        <w:pStyle w:val="Normal"/>
-        <w:spacing w:before="87" w:after="0"/>
-        <w:ind w:left="2874" w:right="3037"/>
-        <w:jc w:val="center"/>
         <w:rPr>
           <w:sz w:val="32"/>
         </w:rPr>
       </w:pPr>
       <w:r>
-        <w:rPr>
-          <w:sz w:val="32"/>
-        </w:rPr>
-        <w:t>PROFILE</w:t>
+        <w:rPr/>
       </w:r>
     </w:p>
     <w:p>
@@ -77,7 +22,7 @@
       </w:pPr>
       <w:r>
         <w:rPr/>
-        <w:t>Full-Stack Developer</w:t>
+        <w:t>Shubham Bhardwaj</w:t>
       </w:r>
     </w:p>
     <w:p>
@@ -90,126 +35,24 @@
       </w:pPr>
       <w:r>
         <w:rPr>
-          <w:b/>
-          <w:sz w:val="20"/>
-        </w:rPr>
-      </w:r>
-    </w:p>
-    <w:p>
-      <w:pPr>
-        <w:pStyle w:val="BodyText"/>
-        <w:rPr>
-          <w:b/>
-          <w:sz w:val="20"/>
-        </w:rPr>
-      </w:pPr>
-      <w:r>
-        <w:rPr>
-          <w:b/>
-          <w:sz w:val="20"/>
-        </w:rPr>
-      </w:r>
-    </w:p>
-    <w:p>
-      <w:pPr>
-        <w:pStyle w:val="BodyText"/>
-        <w:rPr>
-          <w:b/>
-          <w:sz w:val="20"/>
-        </w:rPr>
-      </w:pPr>
-      <w:r>
-        <w:rPr>
-          <w:b/>
-          <w:sz w:val="20"/>
-        </w:rPr>
-      </w:r>
-    </w:p>
-    <w:p>
-      <w:pPr>
-        <w:pStyle w:val="BodyText"/>
-        <w:rPr>
-          <w:b/>
-          <w:sz w:val="20"/>
-        </w:rPr>
-      </w:pPr>
-      <w:r>
-        <w:rPr>
-          <w:b/>
-          <w:sz w:val="20"/>
-        </w:rPr>
-      </w:r>
-    </w:p>
-    <w:p>
-      <w:pPr>
-        <w:pStyle w:val="Heading1"/>
-        <w:spacing w:before="221" w:after="0"/>
-        <w:rPr/>
-      </w:pPr>
-      <w:r>
-        <w:rPr>
           <w:color w:val="000009"/>
         </w:rPr>
-        <w:t>TOTAL EXPERIENCE</w:t>
-      </w:r>
-    </w:p>
-    <w:p>
-      <w:pPr>
-        <w:pStyle w:val="BodyText"/>
-        <w:spacing w:before="119" w:after="0"/>
-        <w:ind w:left="100"/>
-        <w:rPr/>
-      </w:pPr>
-      <w:r>
+        <w:br/>
+        <w:br/>
+      </w:r>
+    </w:p>
+    <w:p>
+      <w:pPr>
+        <w:pStyle w:val="Heading1"/>
+        <w:spacing w:before="0" w:after="120"/>
         <w:rPr>
           <w:color w:val="000009"/>
         </w:rPr>
-        <w:t xml:space="preserve">8 </w:t>
-      </w:r>
+      </w:pPr>
       <w:r>
         <w:rPr>
           <w:color w:val="000009"/>
         </w:rPr>
-        <w:t>Years</w:t>
-      </w:r>
-    </w:p>
-    <w:p>
-      <w:pPr>
-        <w:pStyle w:val="BodyText"/>
-        <w:spacing w:before="119" w:after="0"/>
-        <w:ind w:left="100"/>
-        <w:rPr/>
-      </w:pPr>
-      <w:r>
-        <w:rPr/>
-      </w:r>
-    </w:p>
-    <w:p>
-      <w:pPr>
-        <w:pStyle w:val="BodyText"/>
-        <w:spacing w:before="220" w:after="0"/>
-        <w:rPr>
-          <w:sz w:val="25"/>
-        </w:rPr>
-      </w:pPr>
-      <w:r>
-        <w:rPr>
-          <w:sz w:val="25"/>
-        </w:rPr>
-      </w:r>
-    </w:p>
-    <w:p>
-      <w:pPr>
-        <w:pStyle w:val="Heading1"/>
-        <w:spacing w:before="0" w:after="120"/>
-        <w:rPr>
-          <w:color w:val="000009"/>
-        </w:rPr>
-      </w:pPr>
-      <w:r>
-        <w:rPr>
-          <w:color w:val="000009"/>
-        </w:rPr>
         <w:t>BIO</w:t>
       </w:r>
     </w:p>
@@ -224,47 +67,20 @@
       </w:pPr>
       <w:r>
         <w:rPr>
-          <w:b w:val="false"/>
-          <w:bCs w:val="false"/>
-        </w:rPr>
-        <w:t xml:space="preserve">Senior Full Stack Engineer with over </w:t>
-      </w:r>
-      <w:r>
-        <w:rPr>
-          <w:b w:val="false"/>
-          <w:bCs w:val="false"/>
-        </w:rPr>
-        <w:t>8</w:t>
-      </w:r>
-      <w:r>
-        <w:rPr>
-          <w:b w:val="false"/>
-          <w:bCs w:val="false"/>
-        </w:rPr>
-        <w:t xml:space="preserve"> years of expertise with NodeJS, Angular and React. Demonstrate exceptional talent in building custom APIs and optimizing the project with respect to the overall development. </w:t>
-      </w:r>
-      <w:r>
-        <w:rPr>
-          <w:b w:val="false"/>
-          <w:bCs w:val="false"/>
-          <w:spacing w:val="-8"/>
-        </w:rPr>
-        <w:t>Possess</w:t>
-      </w:r>
-      <w:r>
-        <w:rPr>
-          <w:b w:val="false"/>
-          <w:bCs w:val="false"/>
-        </w:rPr>
-        <w:t xml:space="preserve"> </w:t>
-      </w:r>
-      <w:r>
-        <w:rPr>
+          <w:rStyle w:val="Strong"/>
           <w:b w:val="false"/>
           <w:bCs w:val="false"/>
           <w:color w:val="242424"/>
         </w:rPr>
-        <w:t>Superior multi-tasking skills and the ability to work in a fast-paced, deadline-oriented, and complex environment.</w:t>
+        <w:t>Senior Full Stack Engineer</w:t>
+      </w:r>
+      <w:r>
+        <w:rPr>
+          <w:b w:val="false"/>
+          <w:bCs w:val="false"/>
+          <w:color w:val="242424"/>
+        </w:rPr>
+        <w:t xml:space="preserve"> specializing in Node.js, React, and Angular. Expert in developing scalable APIs and optimizing applications for performance and maintainability. Known for delivering high-quality solutions in complex, fast-moving projects. </w:t>
       </w:r>
     </w:p>
     <w:p>
@@ -316,11 +132,22 @@
       </w:pPr>
       <w:r>
         <w:rPr>
+          <w:rStyle w:val="Strong"/>
+          <w:b w:val="false"/>
+          <w:bCs w:val="false"/>
           <w:color w:themeColor="text1" w:val="000000"/>
           <w:sz w:val="24"/>
           <w:szCs w:val="24"/>
         </w:rPr>
-        <w:t>Responsible for handling projects’ Frontend and Backend needs as assigned by the Team Lead.</w:t>
+        <w:t>Design and develop scalable web applications</w:t>
+      </w:r>
+      <w:r>
+        <w:rPr>
+          <w:color w:themeColor="text1" w:val="000000"/>
+          <w:sz w:val="24"/>
+          <w:szCs w:val="24"/>
+        </w:rPr>
+        <w:t xml:space="preserve"> using modern frameworks like Node.js, React, and Angular. </w:t>
       </w:r>
     </w:p>
     <w:p>
@@ -693,7 +520,7 @@
         <w:spacing w:before="56" w:after="120"/>
         <w:ind w:hanging="361" w:left="361"/>
         <w:rPr>
-          <w:rFonts w:ascii="Calibri" w:hAnsi="Calibri" w:eastAsia="等线" w:cs="" w:asciiTheme="minorHAnsi" w:cstheme="minorBidi" w:eastAsiaTheme="minorEastAsia" w:hAnsiTheme="minorHAnsi"/>
+          <w:rFonts w:ascii="Calibri" w:hAnsi="Calibri" w:eastAsia="" w:cs="" w:asciiTheme="minorHAnsi" w:cstheme="minorBidi" w:eastAsiaTheme="minorEastAsia" w:hAnsiTheme="minorHAnsi"/>
           <w:sz w:val="24"/>
           <w:szCs w:val="24"/>
         </w:rPr>
@@ -721,7 +548,7 @@
         <w:spacing w:before="56" w:after="120"/>
         <w:ind w:hanging="361" w:left="361"/>
         <w:rPr>
-          <w:rFonts w:ascii="Calibri" w:hAnsi="Calibri" w:eastAsia="等线" w:cs="" w:asciiTheme="minorHAnsi" w:cstheme="minorBidi" w:eastAsiaTheme="minorEastAsia" w:hAnsiTheme="minorHAnsi"/>
+          <w:rFonts w:ascii="Calibri" w:hAnsi="Calibri" w:eastAsia="" w:cs="" w:asciiTheme="minorHAnsi" w:cstheme="minorBidi" w:eastAsiaTheme="minorEastAsia" w:hAnsiTheme="minorHAnsi"/>
           <w:sz w:val="24"/>
           <w:szCs w:val="24"/>
         </w:rPr>
@@ -1865,14 +1692,7 @@
           <w:b w:val="false"/>
           <w:bCs w:val="false"/>
         </w:rPr>
-        <w:t xml:space="preserve">Technologies – </w:t>
-      </w:r>
-      <w:r>
-        <w:rPr>
-          <w:b w:val="false"/>
-          <w:bCs w:val="false"/>
-        </w:rPr>
-        <w:t>ReactJS. NodeJS, MongoDB, MySQL</w:t>
+        <w:t>Technologies – ReactJS. NodeJS, MongoDB, MySQL</w:t>
       </w:r>
     </w:p>
     <w:p>
@@ -2140,7 +1960,11 @@
         </w:rPr>
       </w:pPr>
       <w:r>
-        <w:rPr/>
+        <w:rPr>
+          <w:rFonts w:ascii="TimesNewRomanPS" w:hAnsi="TimesNewRomanPS"/>
+          <w:b/>
+          <w:bCs/>
+        </w:rPr>
       </w:r>
     </w:p>
     <w:sectPr>
@@ -3283,7 +3107,7 @@
   <w:docDefaults>
     <w:rPrDefault>
       <w:rPr>
-        <w:rFonts w:ascii="Calibri" w:hAnsi="Calibri" w:eastAsia="等线" w:cs="" w:asciiTheme="minorHAnsi" w:cstheme="minorBidi" w:eastAsiaTheme="minorEastAsia" w:hAnsiTheme="minorHAnsi"/>
+        <w:rFonts w:ascii="Calibri" w:hAnsi="Calibri" w:eastAsia="" w:cs="" w:asciiTheme="minorHAnsi" w:cstheme="minorBidi" w:eastAsiaTheme="minorEastAsia" w:hAnsiTheme="minorHAnsi"/>
         <w:sz w:val="24"/>
         <w:szCs w:val="24"/>
         <w:lang w:val="en-IN" w:eastAsia="zh-CN" w:bidi="ar-SA"/>
@@ -3679,6 +3503,7 @@
     <w:rsid w:val="00c2114c"/>
     <w:pPr>
       <w:widowControl w:val="false"/>
+      <w:suppressAutoHyphens w:val="true"/>
       <w:bidi w:val="0"/>
       <w:spacing w:before="0" w:after="0"/>
       <w:jc w:val="left"/>
@@ -3757,6 +3582,14 @@
       <w:sz w:val="32"/>
       <w:szCs w:val="32"/>
       <w:lang w:val="en-US" w:eastAsia="en-US"/>
+    </w:rPr>
+  </w:style>
+  <w:style w:type="character" w:styleId="Strong">
+    <w:name w:val="Strong"/>
+    <w:qFormat/>
+    <w:rPr>
+      <w:b/>
+      <w:bCs/>
     </w:rPr>
   </w:style>
   <w:style w:type="paragraph" w:styleId="Heading">
